--- a/src/minutas/Minuta_1.docx
+++ b/src/minutas/Minuta_1.docx
@@ -64,7 +64,7 @@
     </w:p>
     <w:tbl>
       <w:tblPr>
-        <w:tblStyle w:val="Tablaconcuadrcula"/>
+        <w:tblStyle w:val="TableGrid"/>
         <w:tblW w:w="14029" w:type="dxa"/>
         <w:tblLook w:val="04A0" w:firstRow="1" w:lastRow="0" w:firstColumn="1" w:lastColumn="0" w:noHBand="0" w:noVBand="1"/>
       </w:tblPr>
@@ -568,14 +568,7 @@
                 <w:sz w:val="16"/>
                 <w:szCs w:val="16"/>
               </w:rPr>
-              <w:t>Definición de estructuras de dato</w:t>
-            </w:r>
-            <w:r>
-              <w:rPr>
-                <w:sz w:val="16"/>
-                <w:szCs w:val="16"/>
-              </w:rPr>
-              <w:t>s</w:t>
+              <w:t>Definición de estructuras de datos</w:t>
             </w:r>
           </w:p>
           <w:p>
@@ -1178,7 +1171,7 @@
     </w:p>
     <w:tbl>
       <w:tblPr>
-        <w:tblStyle w:val="Tablaconcuadrcula"/>
+        <w:tblStyle w:val="TableGrid"/>
         <w:tblW w:w="14029" w:type="dxa"/>
         <w:tblLook w:val="04A0" w:firstRow="1" w:lastRow="0" w:firstColumn="1" w:lastColumn="0" w:noHBand="0" w:noVBand="1"/>
       </w:tblPr>
@@ -2091,7 +2084,7 @@
     </w:p>
     <w:tbl>
       <w:tblPr>
-        <w:tblStyle w:val="Tablaconcuadrcula"/>
+        <w:tblStyle w:val="TableGrid"/>
         <w:tblW w:w="14029" w:type="dxa"/>
         <w:tblLook w:val="04A0" w:firstRow="1" w:lastRow="0" w:firstColumn="1" w:lastColumn="0" w:noHBand="0" w:noVBand="1"/>
       </w:tblPr>
@@ -3405,7 +3398,7 @@
 <w:ftr xmlns:wpc="http://schemas.microsoft.com/office/word/2010/wordprocessingCanvas" xmlns:cx="http://schemas.microsoft.com/office/drawing/2014/chartex" xmlns:cx1="http://schemas.microsoft.com/office/drawing/2015/9/8/chartex" xmlns:cx2="http://schemas.microsoft.com/office/drawing/2015/10/21/chartex" xmlns:cx3="http://schemas.microsoft.com/office/drawing/2016/5/9/chartex" xmlns:cx4="http://schemas.microsoft.com/office/drawing/2016/5/10/chartex" xmlns:cx5="http://schemas.microsoft.com/office/drawing/2016/5/11/chartex" xmlns:cx6="http://schemas.microsoft.com/office/drawing/2016/5/12/chartex" xmlns:cx7="http://schemas.microsoft.com/office/drawing/2016/5/13/chartex" xmlns:cx8="http://schemas.microsoft.com/office/drawing/2016/5/14/chartex" xmlns:mc="http://schemas.openxmlformats.org/markup-compatibility/2006" xmlns:aink="http://schemas.microsoft.com/office/drawing/2016/ink" xmlns:am3d="http://schemas.microsoft.com/office/drawing/2017/model3d" xmlns:o="urn:schemas-microsoft-com:office:office" xmlns:oel="http://schemas.microsoft.com/office/2019/extlst" xmlns:r="http://schemas.openxmlformats.org/officeDocument/2006/relationships" xmlns:m="http://schemas.openxmlformats.org/officeDocument/2006/math" xmlns:v="urn:schemas-microsoft-com:vml" xmlns:wp14="http://schemas.microsoft.com/office/word/2010/wordprocessingDrawing" xmlns:wp="http://schemas.openxmlformats.org/drawingml/2006/wordprocessingDrawing" xmlns:w10="urn:schemas-microsoft-com:office:word" xmlns:w="http://schemas.openxmlformats.org/wordprocessingml/2006/main" xmlns:w14="http://schemas.microsoft.com/office/word/2010/wordml" xmlns:w15="http://schemas.microsoft.com/office/word/2012/wordml" xmlns:w16cex="http://schemas.microsoft.com/office/word/2018/wordml/cex" xmlns:w16cid="http://schemas.microsoft.com/office/word/2016/wordml/cid" xmlns:w16="http://schemas.microsoft.com/office/word/2018/wordml" xmlns:w16du="http://schemas.microsoft.com/office/word/2023/wordml/word16du" xmlns:w16sdtdh="http://schemas.microsoft.com/office/word/2020/wordml/sdtdatahash" xmlns:w16sdtfl="http://schemas.microsoft.com/office/word/2024/wordml/sdtformatlock" xmlns:w16se="http://schemas.microsoft.com/office/word/2015/wordml/symex" xmlns:wpg="http://schemas.microsoft.com/office/word/2010/wordprocessingGroup" xmlns:wpi="http://schemas.microsoft.com/office/word/2010/wordprocessingInk" xmlns:wne="http://schemas.microsoft.com/office/word/2006/wordml" xmlns:wps="http://schemas.microsoft.com/office/word/2010/wordprocessingShape" mc:Ignorable="w14 w15 w16se w16cid w16 w16cex w16sdtdh w16sdtfl w16du wp14">
   <w:p>
     <w:pPr>
-      <w:pStyle w:val="Piedepgina"/>
+      <w:pStyle w:val="Footer"/>
     </w:pPr>
     <w:r>
       <w:rPr>
@@ -3415,7 +3408,7 @@
       <mc:AlternateContent>
         <mc:Choice Requires="wps">
           <w:drawing>
-            <wp:anchor distT="0" distB="0" distL="114300" distR="114300" simplePos="0" relativeHeight="251661312" behindDoc="0" locked="0" layoutInCell="1" allowOverlap="1" wp14:anchorId="0FEFECFA" wp14:editId="2DD4CEFE">
+            <wp:anchor distT="0" distB="0" distL="114300" distR="114300" simplePos="0" relativeHeight="251658241" behindDoc="0" locked="0" layoutInCell="1" allowOverlap="1" wp14:anchorId="0FEFECFA" wp14:editId="2DD4CEFE">
               <wp:simplePos x="0" y="0"/>
               <wp:positionH relativeFrom="margin">
                 <wp:posOffset>0</wp:posOffset>
@@ -3473,7 +3466,7 @@
             </wp:anchor>
           </w:drawing>
         </mc:Choice>
-        <mc:Fallback>
+        <mc:Fallback xmlns:arto="http://schemas.microsoft.com/office/word/2006/arto">
           <w:pict>
             <v:shape w14:anchorId="49B39817" id="object 4" o:spid="_x0000_s1026" style="position:absolute;margin-left:0;margin-top:-39.85pt;width:700.3pt;height:6.4pt;flip:y;z-index:251661312;visibility:visible;mso-wrap-style:square;mso-width-percent:0;mso-height-percent:0;mso-wrap-distance-left:9pt;mso-wrap-distance-top:0;mso-wrap-distance-right:9pt;mso-wrap-distance-bottom:0;mso-position-horizontal:absolute;mso-position-horizontal-relative:margin;mso-position-vertical:absolute;mso-position-vertical-relative:text;mso-width-percent:0;mso-height-percent:0;mso-width-relative:margin;mso-height-relative:margin;v-text-anchor:top" coordsize="8456295,81280" o:gfxdata="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" path="m,l8456099,e" filled="f" strokecolor="#0168b3" strokeweight=".52914mm">
               <v:path arrowok="t"/>
@@ -3527,7 +3520,7 @@
 <w:hdr xmlns:wpc="http://schemas.microsoft.com/office/word/2010/wordprocessingCanvas" xmlns:cx="http://schemas.microsoft.com/office/drawing/2014/chartex" xmlns:cx1="http://schemas.microsoft.com/office/drawing/2015/9/8/chartex" xmlns:cx2="http://schemas.microsoft.com/office/drawing/2015/10/21/chartex" xmlns:cx3="http://schemas.microsoft.com/office/drawing/2016/5/9/chartex" xmlns:cx4="http://schemas.microsoft.com/office/drawing/2016/5/10/chartex" xmlns:cx5="http://schemas.microsoft.com/office/drawing/2016/5/11/chartex" xmlns:cx6="http://schemas.microsoft.com/office/drawing/2016/5/12/chartex" xmlns:cx7="http://schemas.microsoft.com/office/drawing/2016/5/13/chartex" xmlns:cx8="http://schemas.microsoft.com/office/drawing/2016/5/14/chartex" xmlns:mc="http://schemas.openxmlformats.org/markup-compatibility/2006" xmlns:aink="http://schemas.microsoft.com/office/drawing/2016/ink" xmlns:am3d="http://schemas.microsoft.com/office/drawing/2017/model3d" xmlns:o="urn:schemas-microsoft-com:office:office" xmlns:oel="http://schemas.microsoft.com/office/2019/extlst" xmlns:r="http://schemas.openxmlformats.org/officeDocument/2006/relationships" xmlns:m="http://schemas.openxmlformats.org/officeDocument/2006/math" xmlns:v="urn:schemas-microsoft-com:vml" xmlns:wp14="http://schemas.microsoft.com/office/word/2010/wordprocessingDrawing" xmlns:wp="http://schemas.openxmlformats.org/drawingml/2006/wordprocessingDrawing" xmlns:w10="urn:schemas-microsoft-com:office:word" xmlns:w="http://schemas.openxmlformats.org/wordprocessingml/2006/main" xmlns:w14="http://schemas.microsoft.com/office/word/2010/wordml" xmlns:w15="http://schemas.microsoft.com/office/word/2012/wordml" xmlns:w16cex="http://schemas.microsoft.com/office/word/2018/wordml/cex" xmlns:w16cid="http://schemas.microsoft.com/office/word/2016/wordml/cid" xmlns:w16="http://schemas.microsoft.com/office/word/2018/wordml" xmlns:w16du="http://schemas.microsoft.com/office/word/2023/wordml/word16du" xmlns:w16sdtdh="http://schemas.microsoft.com/office/word/2020/wordml/sdtdatahash" xmlns:w16sdtfl="http://schemas.microsoft.com/office/word/2024/wordml/sdtformatlock" xmlns:w16se="http://schemas.microsoft.com/office/word/2015/wordml/symex" xmlns:wpg="http://schemas.microsoft.com/office/word/2010/wordprocessingGroup" xmlns:wpi="http://schemas.microsoft.com/office/word/2010/wordprocessingInk" xmlns:wne="http://schemas.microsoft.com/office/word/2006/wordml" xmlns:wps="http://schemas.microsoft.com/office/word/2010/wordprocessingShape" mc:Ignorable="w14 w15 w16se w16cid w16 w16cex w16sdtdh w16sdtfl w16du wp14">
   <w:p>
     <w:pPr>
-      <w:pStyle w:val="Encabezado"/>
+      <w:pStyle w:val="Header"/>
       <w:jc w:val="right"/>
     </w:pPr>
     <w:r>
@@ -3584,7 +3577,7 @@
   </w:p>
   <w:p>
     <w:pPr>
-      <w:pStyle w:val="Encabezado"/>
+      <w:pStyle w:val="Header"/>
       <w:jc w:val="right"/>
     </w:pPr>
     <w:r>
@@ -3595,7 +3588,7 @@
       <mc:AlternateContent>
         <mc:Choice Requires="wps">
           <w:drawing>
-            <wp:anchor distT="0" distB="0" distL="114300" distR="114300" simplePos="0" relativeHeight="251659264" behindDoc="0" locked="0" layoutInCell="1" allowOverlap="1" wp14:anchorId="27C674CE" wp14:editId="24FF8A68">
+            <wp:anchor distT="0" distB="0" distL="114300" distR="114300" simplePos="0" relativeHeight="251658240" behindDoc="0" locked="0" layoutInCell="1" allowOverlap="1" wp14:anchorId="27C674CE" wp14:editId="24FF8A68">
               <wp:simplePos x="0" y="0"/>
               <wp:positionH relativeFrom="margin">
                 <wp:align>right</wp:align>
@@ -3659,7 +3652,7 @@
             </wp:anchor>
           </w:drawing>
         </mc:Choice>
-        <mc:Fallback>
+        <mc:Fallback xmlns:arto="http://schemas.microsoft.com/office/word/2006/arto">
           <w:pict>
             <v:shape w14:anchorId="02DC6CE0" id="object 4" o:spid="_x0000_s1026" style="position:absolute;margin-left:649.1pt;margin-top:10pt;width:700.3pt;height:6.4pt;flip:y;z-index:251659264;visibility:visible;mso-wrap-style:square;mso-width-percent:0;mso-height-percent:0;mso-wrap-distance-left:9pt;mso-wrap-distance-top:0;mso-wrap-distance-right:9pt;mso-wrap-distance-bottom:0;mso-position-horizontal:right;mso-position-horizontal-relative:margin;mso-position-vertical:absolute;mso-position-vertical-relative:text;mso-width-percent:0;mso-height-percent:0;mso-width-relative:margin;mso-height-relative:margin;v-text-anchor:top" coordsize="8456295,81280" o:gfxdata="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" path="m,l8456099,e" filled="f" strokecolor="#0168b3" strokeweight=".52914mm">
               <v:path arrowok="t"/>
@@ -4348,11 +4341,11 @@
     <w:name w:val="Normal"/>
     <w:qFormat/>
   </w:style>
-  <w:style w:type="paragraph" w:styleId="Ttulo1">
+  <w:style w:type="paragraph" w:styleId="Heading1">
     <w:name w:val="heading 1"/>
     <w:basedOn w:val="Normal"/>
     <w:next w:val="Normal"/>
-    <w:link w:val="Ttulo1Car"/>
+    <w:link w:val="Heading1Char"/>
     <w:uiPriority w:val="9"/>
     <w:qFormat/>
     <w:rsid w:val="00B8112E"/>
@@ -4369,11 +4362,11 @@
       <w:szCs w:val="40"/>
     </w:rPr>
   </w:style>
-  <w:style w:type="paragraph" w:styleId="Ttulo2">
+  <w:style w:type="paragraph" w:styleId="Heading2">
     <w:name w:val="heading 2"/>
     <w:basedOn w:val="Normal"/>
     <w:next w:val="Normal"/>
-    <w:link w:val="Ttulo2Car"/>
+    <w:link w:val="Heading2Char"/>
     <w:uiPriority w:val="9"/>
     <w:semiHidden/>
     <w:unhideWhenUsed/>
@@ -4392,11 +4385,11 @@
       <w:szCs w:val="32"/>
     </w:rPr>
   </w:style>
-  <w:style w:type="paragraph" w:styleId="Ttulo3">
+  <w:style w:type="paragraph" w:styleId="Heading3">
     <w:name w:val="heading 3"/>
     <w:basedOn w:val="Normal"/>
     <w:next w:val="Normal"/>
-    <w:link w:val="Ttulo3Car"/>
+    <w:link w:val="Heading3Char"/>
     <w:uiPriority w:val="9"/>
     <w:semiHidden/>
     <w:unhideWhenUsed/>
@@ -4415,11 +4408,11 @@
       <w:szCs w:val="28"/>
     </w:rPr>
   </w:style>
-  <w:style w:type="paragraph" w:styleId="Ttulo4">
+  <w:style w:type="paragraph" w:styleId="Heading4">
     <w:name w:val="heading 4"/>
     <w:basedOn w:val="Normal"/>
     <w:next w:val="Normal"/>
-    <w:link w:val="Ttulo4Car"/>
+    <w:link w:val="Heading4Char"/>
     <w:uiPriority w:val="9"/>
     <w:semiHidden/>
     <w:unhideWhenUsed/>
@@ -4438,11 +4431,11 @@
       <w:color w:val="0F4761" w:themeColor="accent1" w:themeShade="BF"/>
     </w:rPr>
   </w:style>
-  <w:style w:type="paragraph" w:styleId="Ttulo5">
+  <w:style w:type="paragraph" w:styleId="Heading5">
     <w:name w:val="heading 5"/>
     <w:basedOn w:val="Normal"/>
     <w:next w:val="Normal"/>
-    <w:link w:val="Ttulo5Car"/>
+    <w:link w:val="Heading5Char"/>
     <w:uiPriority w:val="9"/>
     <w:semiHidden/>
     <w:unhideWhenUsed/>
@@ -4459,11 +4452,11 @@
       <w:color w:val="0F4761" w:themeColor="accent1" w:themeShade="BF"/>
     </w:rPr>
   </w:style>
-  <w:style w:type="paragraph" w:styleId="Ttulo6">
+  <w:style w:type="paragraph" w:styleId="Heading6">
     <w:name w:val="heading 6"/>
     <w:basedOn w:val="Normal"/>
     <w:next w:val="Normal"/>
-    <w:link w:val="Ttulo6Car"/>
+    <w:link w:val="Heading6Char"/>
     <w:uiPriority w:val="9"/>
     <w:semiHidden/>
     <w:unhideWhenUsed/>
@@ -4482,11 +4475,11 @@
       <w:color w:val="595959" w:themeColor="text1" w:themeTint="A6"/>
     </w:rPr>
   </w:style>
-  <w:style w:type="paragraph" w:styleId="Ttulo7">
+  <w:style w:type="paragraph" w:styleId="Heading7">
     <w:name w:val="heading 7"/>
     <w:basedOn w:val="Normal"/>
     <w:next w:val="Normal"/>
-    <w:link w:val="Ttulo7Car"/>
+    <w:link w:val="Heading7Char"/>
     <w:uiPriority w:val="9"/>
     <w:semiHidden/>
     <w:unhideWhenUsed/>
@@ -4503,11 +4496,11 @@
       <w:color w:val="595959" w:themeColor="text1" w:themeTint="A6"/>
     </w:rPr>
   </w:style>
-  <w:style w:type="paragraph" w:styleId="Ttulo8">
+  <w:style w:type="paragraph" w:styleId="Heading8">
     <w:name w:val="heading 8"/>
     <w:basedOn w:val="Normal"/>
     <w:next w:val="Normal"/>
-    <w:link w:val="Ttulo8Car"/>
+    <w:link w:val="Heading8Char"/>
     <w:uiPriority w:val="9"/>
     <w:semiHidden/>
     <w:unhideWhenUsed/>
@@ -4526,11 +4519,11 @@
       <w:color w:val="272727" w:themeColor="text1" w:themeTint="D8"/>
     </w:rPr>
   </w:style>
-  <w:style w:type="paragraph" w:styleId="Ttulo9">
+  <w:style w:type="paragraph" w:styleId="Heading9">
     <w:name w:val="heading 9"/>
     <w:basedOn w:val="Normal"/>
     <w:next w:val="Normal"/>
-    <w:link w:val="Ttulo9Car"/>
+    <w:link w:val="Heading9Char"/>
     <w:uiPriority w:val="9"/>
     <w:semiHidden/>
     <w:unhideWhenUsed/>
@@ -4547,13 +4540,13 @@
       <w:color w:val="272727" w:themeColor="text1" w:themeTint="D8"/>
     </w:rPr>
   </w:style>
-  <w:style w:type="character" w:default="1" w:styleId="Fuentedeprrafopredeter">
+  <w:style w:type="character" w:default="1" w:styleId="DefaultParagraphFont">
     <w:name w:val="Default Paragraph Font"/>
     <w:uiPriority w:val="1"/>
     <w:semiHidden/>
     <w:unhideWhenUsed/>
   </w:style>
-  <w:style w:type="table" w:default="1" w:styleId="Tablanormal">
+  <w:style w:type="table" w:default="1" w:styleId="TableNormal">
     <w:name w:val="Normal Table"/>
     <w:uiPriority w:val="99"/>
     <w:semiHidden/>
@@ -4568,16 +4561,16 @@
       </w:tblCellMar>
     </w:tblPr>
   </w:style>
-  <w:style w:type="numbering" w:default="1" w:styleId="Sinlista">
+  <w:style w:type="numbering" w:default="1" w:styleId="NoList">
     <w:name w:val="No List"/>
     <w:uiPriority w:val="99"/>
     <w:semiHidden/>
     <w:unhideWhenUsed/>
   </w:style>
-  <w:style w:type="character" w:customStyle="1" w:styleId="Ttulo1Car">
-    <w:name w:val="Título 1 Car"/>
-    <w:basedOn w:val="Fuentedeprrafopredeter"/>
-    <w:link w:val="Ttulo1"/>
+  <w:style w:type="character" w:customStyle="1" w:styleId="Heading1Char">
+    <w:name w:val="Heading 1 Char"/>
+    <w:basedOn w:val="DefaultParagraphFont"/>
+    <w:link w:val="Heading1"/>
     <w:uiPriority w:val="9"/>
     <w:rsid w:val="00B8112E"/>
     <w:rPr>
@@ -4587,10 +4580,10 @@
       <w:szCs w:val="40"/>
     </w:rPr>
   </w:style>
-  <w:style w:type="character" w:customStyle="1" w:styleId="Ttulo2Car">
-    <w:name w:val="Título 2 Car"/>
-    <w:basedOn w:val="Fuentedeprrafopredeter"/>
-    <w:link w:val="Ttulo2"/>
+  <w:style w:type="character" w:customStyle="1" w:styleId="Heading2Char">
+    <w:name w:val="Heading 2 Char"/>
+    <w:basedOn w:val="DefaultParagraphFont"/>
+    <w:link w:val="Heading2"/>
     <w:uiPriority w:val="9"/>
     <w:semiHidden/>
     <w:rsid w:val="00B8112E"/>
@@ -4601,10 +4594,10 @@
       <w:szCs w:val="32"/>
     </w:rPr>
   </w:style>
-  <w:style w:type="character" w:customStyle="1" w:styleId="Ttulo3Car">
-    <w:name w:val="Título 3 Car"/>
-    <w:basedOn w:val="Fuentedeprrafopredeter"/>
-    <w:link w:val="Ttulo3"/>
+  <w:style w:type="character" w:customStyle="1" w:styleId="Heading3Char">
+    <w:name w:val="Heading 3 Char"/>
+    <w:basedOn w:val="DefaultParagraphFont"/>
+    <w:link w:val="Heading3"/>
     <w:uiPriority w:val="9"/>
     <w:semiHidden/>
     <w:rsid w:val="00B8112E"/>
@@ -4615,10 +4608,10 @@
       <w:szCs w:val="28"/>
     </w:rPr>
   </w:style>
-  <w:style w:type="character" w:customStyle="1" w:styleId="Ttulo4Car">
-    <w:name w:val="Título 4 Car"/>
-    <w:basedOn w:val="Fuentedeprrafopredeter"/>
-    <w:link w:val="Ttulo4"/>
+  <w:style w:type="character" w:customStyle="1" w:styleId="Heading4Char">
+    <w:name w:val="Heading 4 Char"/>
+    <w:basedOn w:val="DefaultParagraphFont"/>
+    <w:link w:val="Heading4"/>
     <w:uiPriority w:val="9"/>
     <w:semiHidden/>
     <w:rsid w:val="00B8112E"/>
@@ -4629,10 +4622,10 @@
       <w:color w:val="0F4761" w:themeColor="accent1" w:themeShade="BF"/>
     </w:rPr>
   </w:style>
-  <w:style w:type="character" w:customStyle="1" w:styleId="Ttulo5Car">
-    <w:name w:val="Título 5 Car"/>
-    <w:basedOn w:val="Fuentedeprrafopredeter"/>
-    <w:link w:val="Ttulo5"/>
+  <w:style w:type="character" w:customStyle="1" w:styleId="Heading5Char">
+    <w:name w:val="Heading 5 Char"/>
+    <w:basedOn w:val="DefaultParagraphFont"/>
+    <w:link w:val="Heading5"/>
     <w:uiPriority w:val="9"/>
     <w:semiHidden/>
     <w:rsid w:val="00B8112E"/>
@@ -4641,10 +4634,10 @@
       <w:color w:val="0F4761" w:themeColor="accent1" w:themeShade="BF"/>
     </w:rPr>
   </w:style>
-  <w:style w:type="character" w:customStyle="1" w:styleId="Ttulo6Car">
-    <w:name w:val="Título 6 Car"/>
-    <w:basedOn w:val="Fuentedeprrafopredeter"/>
-    <w:link w:val="Ttulo6"/>
+  <w:style w:type="character" w:customStyle="1" w:styleId="Heading6Char">
+    <w:name w:val="Heading 6 Char"/>
+    <w:basedOn w:val="DefaultParagraphFont"/>
+    <w:link w:val="Heading6"/>
     <w:uiPriority w:val="9"/>
     <w:semiHidden/>
     <w:rsid w:val="00B8112E"/>
@@ -4655,10 +4648,10 @@
       <w:color w:val="595959" w:themeColor="text1" w:themeTint="A6"/>
     </w:rPr>
   </w:style>
-  <w:style w:type="character" w:customStyle="1" w:styleId="Ttulo7Car">
-    <w:name w:val="Título 7 Car"/>
-    <w:basedOn w:val="Fuentedeprrafopredeter"/>
-    <w:link w:val="Ttulo7"/>
+  <w:style w:type="character" w:customStyle="1" w:styleId="Heading7Char">
+    <w:name w:val="Heading 7 Char"/>
+    <w:basedOn w:val="DefaultParagraphFont"/>
+    <w:link w:val="Heading7"/>
     <w:uiPriority w:val="9"/>
     <w:semiHidden/>
     <w:rsid w:val="00B8112E"/>
@@ -4667,10 +4660,10 @@
       <w:color w:val="595959" w:themeColor="text1" w:themeTint="A6"/>
     </w:rPr>
   </w:style>
-  <w:style w:type="character" w:customStyle="1" w:styleId="Ttulo8Car">
-    <w:name w:val="Título 8 Car"/>
-    <w:basedOn w:val="Fuentedeprrafopredeter"/>
-    <w:link w:val="Ttulo8"/>
+  <w:style w:type="character" w:customStyle="1" w:styleId="Heading8Char">
+    <w:name w:val="Heading 8 Char"/>
+    <w:basedOn w:val="DefaultParagraphFont"/>
+    <w:link w:val="Heading8"/>
     <w:uiPriority w:val="9"/>
     <w:semiHidden/>
     <w:rsid w:val="00B8112E"/>
@@ -4681,10 +4674,10 @@
       <w:color w:val="272727" w:themeColor="text1" w:themeTint="D8"/>
     </w:rPr>
   </w:style>
-  <w:style w:type="character" w:customStyle="1" w:styleId="Ttulo9Car">
-    <w:name w:val="Título 9 Car"/>
-    <w:basedOn w:val="Fuentedeprrafopredeter"/>
-    <w:link w:val="Ttulo9"/>
+  <w:style w:type="character" w:customStyle="1" w:styleId="Heading9Char">
+    <w:name w:val="Heading 9 Char"/>
+    <w:basedOn w:val="DefaultParagraphFont"/>
+    <w:link w:val="Heading9"/>
     <w:uiPriority w:val="9"/>
     <w:semiHidden/>
     <w:rsid w:val="00B8112E"/>
@@ -4693,11 +4686,11 @@
       <w:color w:val="272727" w:themeColor="text1" w:themeTint="D8"/>
     </w:rPr>
   </w:style>
-  <w:style w:type="paragraph" w:styleId="Ttulo">
+  <w:style w:type="paragraph" w:styleId="Title">
     <w:name w:val="Title"/>
     <w:basedOn w:val="Normal"/>
     <w:next w:val="Normal"/>
-    <w:link w:val="TtuloCar"/>
+    <w:link w:val="TitleChar"/>
     <w:uiPriority w:val="10"/>
     <w:qFormat/>
     <w:rsid w:val="00B8112E"/>
@@ -4713,10 +4706,10 @@
       <w:szCs w:val="56"/>
     </w:rPr>
   </w:style>
-  <w:style w:type="character" w:customStyle="1" w:styleId="TtuloCar">
-    <w:name w:val="Título Car"/>
-    <w:basedOn w:val="Fuentedeprrafopredeter"/>
-    <w:link w:val="Ttulo"/>
+  <w:style w:type="character" w:customStyle="1" w:styleId="TitleChar">
+    <w:name w:val="Title Char"/>
+    <w:basedOn w:val="DefaultParagraphFont"/>
+    <w:link w:val="Title"/>
     <w:uiPriority w:val="10"/>
     <w:rsid w:val="00B8112E"/>
     <w:rPr>
@@ -4727,11 +4720,11 @@
       <w:szCs w:val="56"/>
     </w:rPr>
   </w:style>
-  <w:style w:type="paragraph" w:styleId="Subttulo">
+  <w:style w:type="paragraph" w:styleId="Subtitle">
     <w:name w:val="Subtitle"/>
     <w:basedOn w:val="Normal"/>
     <w:next w:val="Normal"/>
-    <w:link w:val="SubttuloCar"/>
+    <w:link w:val="SubtitleChar"/>
     <w:uiPriority w:val="11"/>
     <w:qFormat/>
     <w:rsid w:val="00B8112E"/>
@@ -4748,10 +4741,10 @@
       <w:szCs w:val="28"/>
     </w:rPr>
   </w:style>
-  <w:style w:type="character" w:customStyle="1" w:styleId="SubttuloCar">
-    <w:name w:val="Subtítulo Car"/>
-    <w:basedOn w:val="Fuentedeprrafopredeter"/>
-    <w:link w:val="Subttulo"/>
+  <w:style w:type="character" w:customStyle="1" w:styleId="SubtitleChar">
+    <w:name w:val="Subtitle Char"/>
+    <w:basedOn w:val="DefaultParagraphFont"/>
+    <w:link w:val="Subtitle"/>
     <w:uiPriority w:val="11"/>
     <w:rsid w:val="00B8112E"/>
     <w:rPr>
@@ -4762,11 +4755,11 @@
       <w:szCs w:val="28"/>
     </w:rPr>
   </w:style>
-  <w:style w:type="paragraph" w:styleId="Cita">
+  <w:style w:type="paragraph" w:styleId="Quote">
     <w:name w:val="Quote"/>
     <w:basedOn w:val="Normal"/>
     <w:next w:val="Normal"/>
-    <w:link w:val="CitaCar"/>
+    <w:link w:val="QuoteChar"/>
     <w:uiPriority w:val="29"/>
     <w:qFormat/>
     <w:rsid w:val="00B8112E"/>
@@ -4780,10 +4773,10 @@
       <w:color w:val="404040" w:themeColor="text1" w:themeTint="BF"/>
     </w:rPr>
   </w:style>
-  <w:style w:type="character" w:customStyle="1" w:styleId="CitaCar">
-    <w:name w:val="Cita Car"/>
-    <w:basedOn w:val="Fuentedeprrafopredeter"/>
-    <w:link w:val="Cita"/>
+  <w:style w:type="character" w:customStyle="1" w:styleId="QuoteChar">
+    <w:name w:val="Quote Char"/>
+    <w:basedOn w:val="DefaultParagraphFont"/>
+    <w:link w:val="Quote"/>
     <w:uiPriority w:val="29"/>
     <w:rsid w:val="00B8112E"/>
     <w:rPr>
@@ -4792,7 +4785,7 @@
       <w:color w:val="404040" w:themeColor="text1" w:themeTint="BF"/>
     </w:rPr>
   </w:style>
-  <w:style w:type="paragraph" w:styleId="Prrafodelista">
+  <w:style w:type="paragraph" w:styleId="ListParagraph">
     <w:name w:val="List Paragraph"/>
     <w:basedOn w:val="Normal"/>
     <w:uiPriority w:val="34"/>
@@ -4803,9 +4796,9 @@
       <w:contextualSpacing/>
     </w:pPr>
   </w:style>
-  <w:style w:type="character" w:styleId="nfasisintenso">
+  <w:style w:type="character" w:styleId="IntenseEmphasis">
     <w:name w:val="Intense Emphasis"/>
-    <w:basedOn w:val="Fuentedeprrafopredeter"/>
+    <w:basedOn w:val="DefaultParagraphFont"/>
     <w:uiPriority w:val="21"/>
     <w:qFormat/>
     <w:rsid w:val="00B8112E"/>
@@ -4815,11 +4808,11 @@
       <w:color w:val="0F4761" w:themeColor="accent1" w:themeShade="BF"/>
     </w:rPr>
   </w:style>
-  <w:style w:type="paragraph" w:styleId="Citadestacada">
+  <w:style w:type="paragraph" w:styleId="IntenseQuote">
     <w:name w:val="Intense Quote"/>
     <w:basedOn w:val="Normal"/>
     <w:next w:val="Normal"/>
-    <w:link w:val="CitadestacadaCar"/>
+    <w:link w:val="IntenseQuoteChar"/>
     <w:uiPriority w:val="30"/>
     <w:qFormat/>
     <w:rsid w:val="00B8112E"/>
@@ -4838,10 +4831,10 @@
       <w:color w:val="0F4761" w:themeColor="accent1" w:themeShade="BF"/>
     </w:rPr>
   </w:style>
-  <w:style w:type="character" w:customStyle="1" w:styleId="CitadestacadaCar">
-    <w:name w:val="Cita destacada Car"/>
-    <w:basedOn w:val="Fuentedeprrafopredeter"/>
-    <w:link w:val="Citadestacada"/>
+  <w:style w:type="character" w:customStyle="1" w:styleId="IntenseQuoteChar">
+    <w:name w:val="Intense Quote Char"/>
+    <w:basedOn w:val="DefaultParagraphFont"/>
+    <w:link w:val="IntenseQuote"/>
     <w:uiPriority w:val="30"/>
     <w:rsid w:val="00B8112E"/>
     <w:rPr>
@@ -4850,9 +4843,9 @@
       <w:color w:val="0F4761" w:themeColor="accent1" w:themeShade="BF"/>
     </w:rPr>
   </w:style>
-  <w:style w:type="character" w:styleId="Referenciaintensa">
+  <w:style w:type="character" w:styleId="IntenseReference">
     <w:name w:val="Intense Reference"/>
-    <w:basedOn w:val="Fuentedeprrafopredeter"/>
+    <w:basedOn w:val="DefaultParagraphFont"/>
     <w:uiPriority w:val="32"/>
     <w:qFormat/>
     <w:rsid w:val="00B8112E"/>
@@ -4864,9 +4857,9 @@
       <w:spacing w:val="5"/>
     </w:rPr>
   </w:style>
-  <w:style w:type="table" w:styleId="Tablaconcuadrcula">
+  <w:style w:type="table" w:styleId="TableGrid">
     <w:name w:val="Table Grid"/>
-    <w:basedOn w:val="Tablanormal"/>
+    <w:basedOn w:val="TableNormal"/>
     <w:uiPriority w:val="39"/>
     <w:rsid w:val="00B8112E"/>
     <w:pPr>
@@ -4883,10 +4876,10 @@
       </w:tblBorders>
     </w:tblPr>
   </w:style>
-  <w:style w:type="paragraph" w:styleId="Encabezado">
+  <w:style w:type="paragraph" w:styleId="Header">
     <w:name w:val="header"/>
     <w:basedOn w:val="Normal"/>
-    <w:link w:val="EncabezadoCar"/>
+    <w:link w:val="HeaderChar"/>
     <w:uiPriority w:val="99"/>
     <w:unhideWhenUsed/>
     <w:rsid w:val="0087049F"/>
@@ -4898,17 +4891,17 @@
       <w:spacing w:after="0" w:line="240" w:lineRule="auto"/>
     </w:pPr>
   </w:style>
-  <w:style w:type="character" w:customStyle="1" w:styleId="EncabezadoCar">
-    <w:name w:val="Encabezado Car"/>
-    <w:basedOn w:val="Fuentedeprrafopredeter"/>
-    <w:link w:val="Encabezado"/>
+  <w:style w:type="character" w:customStyle="1" w:styleId="HeaderChar">
+    <w:name w:val="Header Char"/>
+    <w:basedOn w:val="DefaultParagraphFont"/>
+    <w:link w:val="Header"/>
     <w:uiPriority w:val="99"/>
     <w:rsid w:val="0087049F"/>
   </w:style>
-  <w:style w:type="paragraph" w:styleId="Piedepgina">
+  <w:style w:type="paragraph" w:styleId="Footer">
     <w:name w:val="footer"/>
     <w:basedOn w:val="Normal"/>
-    <w:link w:val="PiedepginaCar"/>
+    <w:link w:val="FooterChar"/>
     <w:uiPriority w:val="99"/>
     <w:unhideWhenUsed/>
     <w:rsid w:val="0087049F"/>
@@ -4920,10 +4913,10 @@
       <w:spacing w:after="0" w:line="240" w:lineRule="auto"/>
     </w:pPr>
   </w:style>
-  <w:style w:type="character" w:customStyle="1" w:styleId="PiedepginaCar">
-    <w:name w:val="Pie de página Car"/>
-    <w:basedOn w:val="Fuentedeprrafopredeter"/>
-    <w:link w:val="Piedepgina"/>
+  <w:style w:type="character" w:customStyle="1" w:styleId="FooterChar">
+    <w:name w:val="Footer Char"/>
+    <w:basedOn w:val="DefaultParagraphFont"/>
+    <w:link w:val="Footer"/>
     <w:uiPriority w:val="99"/>
     <w:rsid w:val="0087049F"/>
   </w:style>
